--- a/Amazon Bedrock decision cheat sheet.docx
+++ b/Amazon Bedrock decision cheat sheet.docx
@@ -1,6 +1,6 @@
 
 <file path=word/document.xml><?xml version="1.0" encoding="utf-8"?>
-<w:document xmlns:wpc="http://schemas.microsoft.com/office/word/2010/wordprocessingCanvas" xmlns:cx="http://schemas.microsoft.com/office/drawing/2014/chartex" xmlns:cx1="http://schemas.microsoft.com/office/drawing/2015/9/8/chartex" xmlns:cx2="http://schemas.microsoft.com/office/drawing/2015/10/21/chartex" xmlns:cx3="http://schemas.microsoft.com/office/drawing/2016/5/9/chartex" xmlns:cx4="http://schemas.microsoft.com/office/drawing/2016/5/10/chartex" xmlns:cx5="http://schemas.microsoft.com/office/drawing/2016/5/11/chartex" xmlns:cx6="http://schemas.microsoft.com/office/drawing/2016/5/12/chartex" xmlns:cx7="http://schemas.microsoft.com/office/drawing/2016/5/13/chartex" xmlns:cx8="http://schemas.microsoft.com/office/drawing/2016/5/14/chartex" xmlns:mc="http://schemas.openxmlformats.org/markup-compatibility/2006" xmlns:aink="http://schemas.microsoft.com/office/drawing/2016/ink" xmlns:am3d="http://schemas.microsoft.com/office/drawing/2017/model3d" xmlns:o="urn:schemas-microsoft-com:office:office" xmlns:oel="http://schemas.microsoft.com/office/2019/extlst" xmlns:r="http://schemas.openxmlformats.org/officeDocument/2006/relationships" xmlns:m="http://schemas.openxmlformats.org/officeDocument/2006/math" xmlns:v="urn:schemas-microsoft-com:vml" xmlns:wp14="http://schemas.microsoft.com/office/word/2010/wordprocessingDrawing" xmlns:wp="http://schemas.openxmlformats.org/drawingml/2006/wordprocessingDrawing" xmlns:w10="urn:schemas-microsoft-com:office:word" xmlns:w="http://schemas.openxmlformats.org/wordprocessingml/2006/main" xmlns:w14="http://schemas.microsoft.com/office/word/2010/wordml" xmlns:w15="http://schemas.microsoft.com/office/word/2012/wordml" xmlns:w16cex="http://schemas.microsoft.com/office/word/2018/wordml/cex" xmlns:w16cid="http://schemas.microsoft.com/office/word/2016/wordml/cid" xmlns:w16="http://schemas.microsoft.com/office/word/2018/wordml" xmlns:w16du="http://schemas.microsoft.com/office/word/2023/wordml/word16du" xmlns:w16sdtdh="http://schemas.microsoft.com/office/word/2020/wordml/sdtdatahash" xmlns:w16sdtfl="http://schemas.microsoft.com/office/word/2024/wordml/sdtformatlock" xmlns:w16se="http://schemas.microsoft.com/office/word/2015/wordml/symex" xmlns:wpg="http://schemas.microsoft.com/office/word/2010/wordprocessingGroup" xmlns:wpi="http://schemas.microsoft.com/office/word/2010/wordprocessingInk" xmlns:wne="http://schemas.microsoft.com/office/word/2006/wordml" xmlns:wps="http://schemas.microsoft.com/office/word/2010/wordprocessingShape" mc:Ignorable="w14 w15 w16se w16cid w16 w16cex w16sdtdh w16sdtfl w16du wp14">
+<w:document xmlns:wpc="http://schemas.microsoft.com/office/word/2010/wordprocessingCanvas" xmlns:cx="http://schemas.microsoft.com/office/drawing/2014/chartex" xmlns:cx1="http://schemas.microsoft.com/office/drawing/2015/9/8/chartex" xmlns:cx2="http://schemas.microsoft.com/office/drawing/2015/10/21/chartex" xmlns:cx3="http://schemas.microsoft.com/office/drawing/2016/5/9/chartex" xmlns:cx4="http://schemas.microsoft.com/office/drawing/2016/5/10/chartex" xmlns:cx5="http://schemas.microsoft.com/office/drawing/2016/5/11/chartex" xmlns:cx6="http://schemas.microsoft.com/office/drawing/2016/5/12/chartex" xmlns:cx7="http://schemas.microsoft.com/office/drawing/2016/5/13/chartex" xmlns:cx8="http://schemas.microsoft.com/office/drawing/2016/5/14/chartex" xmlns:mc="http://schemas.openxmlformats.org/markup-compatibility/2006" xmlns:aink="http://schemas.microsoft.com/office/drawing/2016/ink" xmlns:am3d="http://schemas.microsoft.com/office/drawing/2017/model3d" xmlns:o="urn:schemas-microsoft-com:office:office" xmlns:oel="http://schemas.microsoft.com/office/2019/extlst" xmlns:r="http://schemas.openxmlformats.org/officeDocument/2006/relationships" xmlns:m="http://schemas.openxmlformats.org/officeDocument/2006/math" xmlns:v="urn:schemas-microsoft-com:vml" xmlns:wp14="http://schemas.microsoft.com/office/word/2010/wordprocessingDrawing" xmlns:wp="http://schemas.openxmlformats.org/drawingml/2006/wordprocessingDrawing" xmlns:w10="urn:schemas-microsoft-com:office:word" xmlns:w="http://schemas.openxmlformats.org/wordprocessingml/2006/main" xmlns:w14="http://schemas.microsoft.com/office/word/2010/wordml" xmlns:w15="http://schemas.microsoft.com/office/word/2012/wordml" xmlns:w16cei="http://schemas.microsoft.com/office/word/2026/wordml/cei" xmlns:w16cex="http://schemas.microsoft.com/office/word/2018/wordml/cex" xmlns:w16cid="http://schemas.microsoft.com/office/word/2016/wordml/cid" xmlns:w16="http://schemas.microsoft.com/office/word/2018/wordml" xmlns:w16du="http://schemas.microsoft.com/office/word/2023/wordml/word16du" xmlns:w16sdtdh="http://schemas.microsoft.com/office/word/2020/wordml/sdtdatahash" xmlns:w16sdtfl="http://schemas.microsoft.com/office/word/2024/wordml/sdtformatlock" xmlns:w16se="http://schemas.microsoft.com/office/word/2015/wordml/symex" xmlns:wpg="http://schemas.microsoft.com/office/word/2010/wordprocessingGroup" xmlns:wpi="http://schemas.microsoft.com/office/word/2010/wordprocessingInk" xmlns:wne="http://schemas.microsoft.com/office/word/2006/wordml" xmlns:wps="http://schemas.microsoft.com/office/word/2010/wordprocessingShape" mc:Ignorable="w14 w15 w16se w16cid w16 w16cex w16sdtdh w16sdtfl w16du wp14">
   <w:body>
     <w:p>
       <w:pPr>
@@ -34,12 +34,7 @@
     </w:p>
     <w:p>
       <w:r>
-        <w:t xml:space="preserve">InvokeModel is the lower-level runtime API. You send the model-specific request body yourself, which makes it a good fit for single-shot inference, custom pipelines, embeddings, and cases where you want tight control over the payload format. </w:t>
-      </w:r>
-    </w:p>
-    <w:p>
-      <w:r>
-        <w:t xml:space="preserve">Converse is the higher-level conversational API. It uses a standardized message structure and is designed for chat-style interactions, including system prompts and multi-turn exchanges. AWS explicitly documents messages and system as first-class parts of Converse. </w:t>
+        <w:t xml:space="preserve">InvokeModel is the lower-level runtime API. You send the model-specific request body yourself, which makes it a good fit for single-shot inference, custom pipelines, embeddings, and cases where you want tight control over the payload format. Converse is the higher-level conversational API. It uses a standardized message structure and is designed for chat-style interactions, including system prompts and multi-turn exchanges. AWS explicitly documents messages and system as first-class parts of Converse. </w:t>
       </w:r>
     </w:p>
     <w:p>
@@ -400,14 +395,6 @@
           <w:bCs/>
         </w:rPr>
       </w:pPr>
-    </w:p>
-    <w:p>
-      <w:pPr>
-        <w:rPr>
-          <w:b/>
-          <w:bCs/>
-        </w:rPr>
-      </w:pPr>
       <w:r>
         <w:rPr>
           <w:b/>
@@ -570,7 +557,7 @@
           </w:tcPr>
           <w:p>
             <w:r>
-              <w:t>Cleaner for chat apps, more uniform across supported models, easier to teach and maintain</w:t>
+              <w:t>Cleaner for chat apps, more uniform across supported models, easier to maintain</w:t>
             </w:r>
           </w:p>
         </w:tc>
@@ -588,46 +575,6 @@
         </w:tc>
       </w:tr>
     </w:tbl>
-    <w:p>
-      <w:pPr>
-        <w:rPr>
-          <w:b/>
-          <w:bCs/>
-        </w:rPr>
-      </w:pPr>
-    </w:p>
-    <w:p>
-      <w:pPr>
-        <w:rPr>
-          <w:b/>
-          <w:bCs/>
-        </w:rPr>
-      </w:pPr>
-    </w:p>
-    <w:p>
-      <w:pPr>
-        <w:rPr>
-          <w:b/>
-          <w:bCs/>
-        </w:rPr>
-      </w:pPr>
-    </w:p>
-    <w:p>
-      <w:pPr>
-        <w:rPr>
-          <w:b/>
-          <w:bCs/>
-        </w:rPr>
-      </w:pPr>
-    </w:p>
-    <w:p>
-      <w:pPr>
-        <w:rPr>
-          <w:b/>
-          <w:bCs/>
-        </w:rPr>
-      </w:pPr>
-    </w:p>
     <w:p>
       <w:pPr>
         <w:rPr>
@@ -640,7 +587,6 @@
           <w:b/>
           <w:bCs/>
         </w:rPr>
-        <w:lastRenderedPageBreak/>
         <w:t>Sample use cases</w:t>
       </w:r>
     </w:p>
@@ -786,6 +732,7 @@
           </w:tcPr>
           <w:p>
             <w:r>
+              <w:lastRenderedPageBreak/>
               <w:t>Internal AI assistant</w:t>
             </w:r>
           </w:p>
@@ -1000,44 +947,12 @@
           <w:b/>
           <w:bCs/>
         </w:rPr>
-        <w:t xml:space="preserve">2) Choose the target: direct </w:t>
-      </w:r>
-      <w:proofErr w:type="spellStart"/>
-      <w:r>
-        <w:rPr>
-          <w:b/>
-          <w:bCs/>
-        </w:rPr>
-        <w:t>modelId</w:t>
-      </w:r>
-      <w:proofErr w:type="spellEnd"/>
-      <w:r>
-        <w:rPr>
-          <w:b/>
-          <w:bCs/>
-        </w:rPr>
-        <w:t xml:space="preserve"> vs inference profile</w:t>
+        <w:t>2) Choose the target: direct modelId vs inference profile</w:t>
       </w:r>
     </w:p>
     <w:p>
       <w:r>
-        <w:t xml:space="preserve">In Bedrock, the </w:t>
-      </w:r>
-      <w:proofErr w:type="spellStart"/>
-      <w:r>
-        <w:t>modelId</w:t>
-      </w:r>
-      <w:proofErr w:type="spellEnd"/>
-      <w:r>
-        <w:t xml:space="preserve"> field can point to different kinds of resources. It can point directly to a foundation model, to an inference profile ID or ARN, and for some scenarios to provisioned throughput resources. AWS documents that both InvokeModel and Converse can use a foundation model or an inference profile in </w:t>
-      </w:r>
-      <w:proofErr w:type="spellStart"/>
-      <w:r>
-        <w:t>modelId</w:t>
-      </w:r>
-      <w:proofErr w:type="spellEnd"/>
-      <w:r>
-        <w:t xml:space="preserve">. </w:t>
+        <w:t xml:space="preserve">In Bedrock, the modelId field can point to different kinds of resources. It can point directly to a foundation model, to an inference profile ID or ARN, and for some scenarios to provisioned throughput resources. AWS documents that both InvokeModel and Converse can use a foundation model or an inference profile in modelId. </w:t>
       </w:r>
     </w:p>
     <w:p>
@@ -1137,17 +1052,8 @@
                 <w:b/>
                 <w:bCs/>
               </w:rPr>
-              <w:t xml:space="preserve">Direct </w:t>
-            </w:r>
-            <w:proofErr w:type="spellStart"/>
-            <w:r>
-              <w:rPr>
-                <w:b/>
-                <w:bCs/>
-              </w:rPr>
-              <w:t>modelId</w:t>
-            </w:r>
-            <w:proofErr w:type="spellEnd"/>
+              <w:t>Direct modelId</w:t>
+            </w:r>
           </w:p>
         </w:tc>
         <w:tc>
@@ -1351,7 +1257,6 @@
           </w:tcPr>
           <w:p>
             <w:r>
-              <w:lastRenderedPageBreak/>
               <w:t>Cost/usage tracking</w:t>
             </w:r>
           </w:p>
@@ -1382,6 +1287,14 @@
         </w:tc>
       </w:tr>
     </w:tbl>
+    <w:p>
+      <w:pPr>
+        <w:rPr>
+          <w:b/>
+          <w:bCs/>
+        </w:rPr>
+      </w:pPr>
+    </w:p>
     <w:p>
       <w:pPr>
         <w:rPr>
@@ -1402,6 +1315,7 @@
           <w:b/>
           <w:bCs/>
         </w:rPr>
+        <w:lastRenderedPageBreak/>
         <w:t>Pros and cons</w:t>
       </w:r>
     </w:p>
@@ -1577,14 +1491,6 @@
         </w:tc>
       </w:tr>
     </w:tbl>
-    <w:p>
-      <w:pPr>
-        <w:rPr>
-          <w:b/>
-          <w:bCs/>
-        </w:rPr>
-      </w:pPr>
-    </w:p>
     <w:p>
       <w:pPr>
         <w:rPr>
@@ -1713,13 +1619,8 @@
           </w:tcPr>
           <w:p>
             <w:r>
-              <w:t xml:space="preserve">Direct </w:t>
-            </w:r>
-            <w:proofErr w:type="spellStart"/>
-            <w:r>
-              <w:t>modelId</w:t>
-            </w:r>
-            <w:proofErr w:type="spellEnd"/>
+              <w:t>Direct modelId</w:t>
+            </w:r>
           </w:p>
         </w:tc>
         <w:tc>
@@ -1759,13 +1660,8 @@
           </w:tcPr>
           <w:p>
             <w:r>
-              <w:t xml:space="preserve">Direct </w:t>
-            </w:r>
-            <w:proofErr w:type="spellStart"/>
-            <w:r>
-              <w:t>modelId</w:t>
-            </w:r>
-            <w:proofErr w:type="spellEnd"/>
+              <w:t>Direct modelId</w:t>
+            </w:r>
           </w:p>
         </w:tc>
         <w:tc>
@@ -1900,6 +1796,404 @@
           <w:p>
             <w:r>
               <w:t>Tracks usage and costs by app/project</w:t>
+            </w:r>
+          </w:p>
+        </w:tc>
+      </w:tr>
+    </w:tbl>
+    <w:p>
+      <w:pPr>
+        <w:rPr>
+          <w:b/>
+          <w:bCs/>
+        </w:rPr>
+      </w:pPr>
+      <w:r>
+        <w:rPr>
+          <w:b/>
+          <w:bCs/>
+        </w:rPr>
+        <w:t>3) Best-practice combinations</w:t>
+      </w:r>
+    </w:p>
+    <w:p>
+      <w:r>
+        <w:t xml:space="preserve">These are two separate choices, so you mix them based on app style and runtime needs. AWS documents that inference profiles can be used with model invocation APIs, and Converse also accepts an inference profile in modelId. </w:t>
+      </w:r>
+    </w:p>
+    <w:tbl>
+      <w:tblPr>
+        <w:tblW w:w="0" w:type="auto"/>
+        <w:tblCellSpacing w:w="15" w:type="dxa"/>
+        <w:tblCellMar>
+          <w:top w:w="15" w:type="dxa"/>
+          <w:left w:w="15" w:type="dxa"/>
+          <w:bottom w:w="15" w:type="dxa"/>
+          <w:right w:w="15" w:type="dxa"/>
+        </w:tblCellMar>
+        <w:tblLook w:val="04A0" w:firstRow="1" w:lastRow="0" w:firstColumn="1" w:lastColumn="0" w:noHBand="0" w:noVBand="1"/>
+      </w:tblPr>
+      <w:tblGrid>
+        <w:gridCol w:w="2831"/>
+        <w:gridCol w:w="2028"/>
+        <w:gridCol w:w="2165"/>
+        <w:gridCol w:w="2002"/>
+      </w:tblGrid>
+      <w:tr>
+        <w:trPr>
+          <w:tblHeader/>
+          <w:tblCellSpacing w:w="15" w:type="dxa"/>
+        </w:trPr>
+        <w:tc>
+          <w:tcPr>
+            <w:tcW w:w="0" w:type="auto"/>
+            <w:vAlign w:val="center"/>
+            <w:hideMark/>
+          </w:tcPr>
+          <w:p>
+            <w:pPr>
+              <w:rPr>
+                <w:b/>
+                <w:bCs/>
+              </w:rPr>
+            </w:pPr>
+            <w:r>
+              <w:rPr>
+                <w:b/>
+                <w:bCs/>
+              </w:rPr>
+              <w:t>Pattern</w:t>
+            </w:r>
+          </w:p>
+        </w:tc>
+        <w:tc>
+          <w:tcPr>
+            <w:tcW w:w="0" w:type="auto"/>
+            <w:vAlign w:val="center"/>
+            <w:hideMark/>
+          </w:tcPr>
+          <w:p>
+            <w:pPr>
+              <w:rPr>
+                <w:b/>
+                <w:bCs/>
+              </w:rPr>
+            </w:pPr>
+            <w:r>
+              <w:rPr>
+                <w:b/>
+                <w:bCs/>
+              </w:rPr>
+              <w:t>API</w:t>
+            </w:r>
+          </w:p>
+        </w:tc>
+        <w:tc>
+          <w:tcPr>
+            <w:tcW w:w="0" w:type="auto"/>
+            <w:vAlign w:val="center"/>
+            <w:hideMark/>
+          </w:tcPr>
+          <w:p>
+            <w:pPr>
+              <w:rPr>
+                <w:b/>
+                <w:bCs/>
+              </w:rPr>
+            </w:pPr>
+            <w:r>
+              <w:rPr>
+                <w:b/>
+                <w:bCs/>
+              </w:rPr>
+              <w:t>Target</w:t>
+            </w:r>
+          </w:p>
+        </w:tc>
+        <w:tc>
+          <w:tcPr>
+            <w:tcW w:w="0" w:type="auto"/>
+            <w:vAlign w:val="center"/>
+            <w:hideMark/>
+          </w:tcPr>
+          <w:p>
+            <w:pPr>
+              <w:rPr>
+                <w:b/>
+                <w:bCs/>
+              </w:rPr>
+            </w:pPr>
+            <w:r>
+              <w:rPr>
+                <w:b/>
+                <w:bCs/>
+              </w:rPr>
+              <w:t>Good fit</w:t>
+            </w:r>
+          </w:p>
+        </w:tc>
+      </w:tr>
+      <w:tr>
+        <w:trPr>
+          <w:tblCellSpacing w:w="15" w:type="dxa"/>
+        </w:trPr>
+        <w:tc>
+          <w:tcPr>
+            <w:tcW w:w="0" w:type="auto"/>
+            <w:vAlign w:val="center"/>
+            <w:hideMark/>
+          </w:tcPr>
+          <w:p>
+            <w:r>
+              <w:t>Simple single prompt</w:t>
+            </w:r>
+          </w:p>
+        </w:tc>
+        <w:tc>
+          <w:tcPr>
+            <w:tcW w:w="0" w:type="auto"/>
+            <w:vAlign w:val="center"/>
+            <w:hideMark/>
+          </w:tcPr>
+          <w:p>
+            <w:r>
+              <w:t>InvokeModel</w:t>
+            </w:r>
+          </w:p>
+        </w:tc>
+        <w:tc>
+          <w:tcPr>
+            <w:tcW w:w="0" w:type="auto"/>
+            <w:vAlign w:val="center"/>
+            <w:hideMark/>
+          </w:tcPr>
+          <w:p>
+            <w:r>
+              <w:t>Direct modelId</w:t>
+            </w:r>
+          </w:p>
+        </w:tc>
+        <w:tc>
+          <w:tcPr>
+            <w:tcW w:w="0" w:type="auto"/>
+            <w:vAlign w:val="center"/>
+            <w:hideMark/>
+          </w:tcPr>
+          <w:p>
+            <w:r>
+              <w:t>Learning, scripts, POCs</w:t>
+            </w:r>
+          </w:p>
+        </w:tc>
+      </w:tr>
+      <w:tr>
+        <w:trPr>
+          <w:tblCellSpacing w:w="15" w:type="dxa"/>
+        </w:trPr>
+        <w:tc>
+          <w:tcPr>
+            <w:tcW w:w="0" w:type="auto"/>
+            <w:vAlign w:val="center"/>
+            <w:hideMark/>
+          </w:tcPr>
+          <w:p>
+            <w:r>
+              <w:t>Production chat app</w:t>
+            </w:r>
+          </w:p>
+        </w:tc>
+        <w:tc>
+          <w:tcPr>
+            <w:tcW w:w="0" w:type="auto"/>
+            <w:vAlign w:val="center"/>
+            <w:hideMark/>
+          </w:tcPr>
+          <w:p>
+            <w:r>
+              <w:t>Converse</w:t>
+            </w:r>
+          </w:p>
+        </w:tc>
+        <w:tc>
+          <w:tcPr>
+            <w:tcW w:w="0" w:type="auto"/>
+            <w:vAlign w:val="center"/>
+            <w:hideMark/>
+          </w:tcPr>
+          <w:p>
+            <w:r>
+              <w:t>Inference profile</w:t>
+            </w:r>
+          </w:p>
+        </w:tc>
+        <w:tc>
+          <w:tcPr>
+            <w:tcW w:w="0" w:type="auto"/>
+            <w:vAlign w:val="center"/>
+            <w:hideMark/>
+          </w:tcPr>
+          <w:p>
+            <w:r>
+              <w:t>Chatbots, assistants</w:t>
+            </w:r>
+          </w:p>
+        </w:tc>
+      </w:tr>
+      <w:tr>
+        <w:trPr>
+          <w:tblCellSpacing w:w="15" w:type="dxa"/>
+        </w:trPr>
+        <w:tc>
+          <w:tcPr>
+            <w:tcW w:w="0" w:type="auto"/>
+            <w:vAlign w:val="center"/>
+            <w:hideMark/>
+          </w:tcPr>
+          <w:p>
+            <w:r>
+              <w:t>RAG assistant at enterprise scale</w:t>
+            </w:r>
+          </w:p>
+        </w:tc>
+        <w:tc>
+          <w:tcPr>
+            <w:tcW w:w="0" w:type="auto"/>
+            <w:vAlign w:val="center"/>
+            <w:hideMark/>
+          </w:tcPr>
+          <w:p>
+            <w:r>
+              <w:t>Converse</w:t>
+            </w:r>
+          </w:p>
+        </w:tc>
+        <w:tc>
+          <w:tcPr>
+            <w:tcW w:w="0" w:type="auto"/>
+            <w:vAlign w:val="center"/>
+            <w:hideMark/>
+          </w:tcPr>
+          <w:p>
+            <w:r>
+              <w:t>Inference profile</w:t>
+            </w:r>
+          </w:p>
+        </w:tc>
+        <w:tc>
+          <w:tcPr>
+            <w:tcW w:w="0" w:type="auto"/>
+            <w:vAlign w:val="center"/>
+            <w:hideMark/>
+          </w:tcPr>
+          <w:p>
+            <w:r>
+              <w:t>Multi-turn, resilient</w:t>
+            </w:r>
+          </w:p>
+        </w:tc>
+      </w:tr>
+      <w:tr>
+        <w:trPr>
+          <w:tblCellSpacing w:w="15" w:type="dxa"/>
+        </w:trPr>
+        <w:tc>
+          <w:tcPr>
+            <w:tcW w:w="0" w:type="auto"/>
+            <w:vAlign w:val="center"/>
+            <w:hideMark/>
+          </w:tcPr>
+          <w:p>
+            <w:r>
+              <w:t>Offline summarization pipeline</w:t>
+            </w:r>
+          </w:p>
+        </w:tc>
+        <w:tc>
+          <w:tcPr>
+            <w:tcW w:w="0" w:type="auto"/>
+            <w:vAlign w:val="center"/>
+            <w:hideMark/>
+          </w:tcPr>
+          <w:p>
+            <w:r>
+              <w:t>InvokeModel</w:t>
+            </w:r>
+          </w:p>
+        </w:tc>
+        <w:tc>
+          <w:tcPr>
+            <w:tcW w:w="0" w:type="auto"/>
+            <w:vAlign w:val="center"/>
+            <w:hideMark/>
+          </w:tcPr>
+          <w:p>
+            <w:r>
+              <w:t>Direct modelId</w:t>
+            </w:r>
+          </w:p>
+        </w:tc>
+        <w:tc>
+          <w:tcPr>
+            <w:tcW w:w="0" w:type="auto"/>
+            <w:vAlign w:val="center"/>
+            <w:hideMark/>
+          </w:tcPr>
+          <w:p>
+            <w:r>
+              <w:t>Batch/pipeline logic</w:t>
+            </w:r>
+          </w:p>
+        </w:tc>
+      </w:tr>
+      <w:tr>
+        <w:trPr>
+          <w:tblCellSpacing w:w="15" w:type="dxa"/>
+        </w:trPr>
+        <w:tc>
+          <w:tcPr>
+            <w:tcW w:w="0" w:type="auto"/>
+            <w:vAlign w:val="center"/>
+            <w:hideMark/>
+          </w:tcPr>
+          <w:p>
+            <w:r>
+              <w:t>Project/app with chargeback tracking</w:t>
+            </w:r>
+          </w:p>
+        </w:tc>
+        <w:tc>
+          <w:tcPr>
+            <w:tcW w:w="0" w:type="auto"/>
+            <w:vAlign w:val="center"/>
+            <w:hideMark/>
+          </w:tcPr>
+          <w:p>
+            <w:r>
+              <w:t>InvokeModel or Converse</w:t>
+            </w:r>
+          </w:p>
+        </w:tc>
+        <w:tc>
+          <w:tcPr>
+            <w:tcW w:w="0" w:type="auto"/>
+            <w:vAlign w:val="center"/>
+            <w:hideMark/>
+          </w:tcPr>
+          <w:p>
+            <w:r>
+              <w:t>Application inference profile</w:t>
+            </w:r>
+          </w:p>
+        </w:tc>
+        <w:tc>
+          <w:tcPr>
+            <w:tcW w:w="0" w:type="auto"/>
+            <w:vAlign w:val="center"/>
+            <w:hideMark/>
+          </w:tcPr>
+          <w:p>
+            <w:r>
+              <w:t>Cost visibility</w:t>
             </w:r>
           </w:p>
         </w:tc>
@@ -1925,418 +2219,54 @@
           <w:b/>
           <w:bCs/>
         </w:rPr>
-        <w:t>3) Best-practice combinations</w:t>
+        <w:lastRenderedPageBreak/>
+        <w:t>4) Simple decision flow</w:t>
       </w:r>
     </w:p>
     <w:p>
       <w:r>
-        <w:t xml:space="preserve">These are two separate choices, so you mix them based on app style and runtime needs. AWS documents that inference profiles can be used with model invocation APIs, and Converse also accepts an inference profile in </w:t>
+        <w:t xml:space="preserve">If your app is </w:t>
       </w:r>
-      <w:proofErr w:type="spellStart"/>
       <w:r>
-        <w:t>modelId</w:t>
-      </w:r>
-      <w:proofErr w:type="spellEnd"/>
-      <w:r>
-        <w:t xml:space="preserve">. </w:t>
-      </w:r>
-    </w:p>
-    <w:tbl>
-      <w:tblPr>
-        <w:tblW w:w="0" w:type="auto"/>
-        <w:tblCellSpacing w:w="15" w:type="dxa"/>
-        <w:tblCellMar>
-          <w:top w:w="15" w:type="dxa"/>
-          <w:left w:w="15" w:type="dxa"/>
-          <w:bottom w:w="15" w:type="dxa"/>
-          <w:right w:w="15" w:type="dxa"/>
-        </w:tblCellMar>
-        <w:tblLook w:val="04A0" w:firstRow="1" w:lastRow="0" w:firstColumn="1" w:lastColumn="0" w:noHBand="0" w:noVBand="1"/>
-      </w:tblPr>
-      <w:tblGrid>
-        <w:gridCol w:w="2831"/>
-        <w:gridCol w:w="2028"/>
-        <w:gridCol w:w="2165"/>
-        <w:gridCol w:w="2002"/>
-      </w:tblGrid>
-      <w:tr>
-        <w:trPr>
-          <w:tblHeader/>
-          <w:tblCellSpacing w:w="15" w:type="dxa"/>
-        </w:trPr>
-        <w:tc>
-          <w:tcPr>
-            <w:tcW w:w="0" w:type="auto"/>
-            <w:vAlign w:val="center"/>
-            <w:hideMark/>
-          </w:tcPr>
-          <w:p>
-            <w:pPr>
-              <w:rPr>
-                <w:b/>
-                <w:bCs/>
-              </w:rPr>
-            </w:pPr>
-            <w:r>
-              <w:rPr>
-                <w:b/>
-                <w:bCs/>
-              </w:rPr>
-              <w:t>Pattern</w:t>
-            </w:r>
-          </w:p>
-        </w:tc>
-        <w:tc>
-          <w:tcPr>
-            <w:tcW w:w="0" w:type="auto"/>
-            <w:vAlign w:val="center"/>
-            <w:hideMark/>
-          </w:tcPr>
-          <w:p>
-            <w:pPr>
-              <w:rPr>
-                <w:b/>
-                <w:bCs/>
-              </w:rPr>
-            </w:pPr>
-            <w:r>
-              <w:rPr>
-                <w:b/>
-                <w:bCs/>
-              </w:rPr>
-              <w:t>API</w:t>
-            </w:r>
-          </w:p>
-        </w:tc>
-        <w:tc>
-          <w:tcPr>
-            <w:tcW w:w="0" w:type="auto"/>
-            <w:vAlign w:val="center"/>
-            <w:hideMark/>
-          </w:tcPr>
-          <w:p>
-            <w:pPr>
-              <w:rPr>
-                <w:b/>
-                <w:bCs/>
-              </w:rPr>
-            </w:pPr>
-            <w:r>
-              <w:rPr>
-                <w:b/>
-                <w:bCs/>
-              </w:rPr>
-              <w:t>Target</w:t>
-            </w:r>
-          </w:p>
-        </w:tc>
-        <w:tc>
-          <w:tcPr>
-            <w:tcW w:w="0" w:type="auto"/>
-            <w:vAlign w:val="center"/>
-            <w:hideMark/>
-          </w:tcPr>
-          <w:p>
-            <w:pPr>
-              <w:rPr>
-                <w:b/>
-                <w:bCs/>
-              </w:rPr>
-            </w:pPr>
-            <w:r>
-              <w:rPr>
-                <w:b/>
-                <w:bCs/>
-              </w:rPr>
-              <w:t>Good fit</w:t>
-            </w:r>
-          </w:p>
-        </w:tc>
-      </w:tr>
-      <w:tr>
-        <w:trPr>
-          <w:tblCellSpacing w:w="15" w:type="dxa"/>
-        </w:trPr>
-        <w:tc>
-          <w:tcPr>
-            <w:tcW w:w="0" w:type="auto"/>
-            <w:vAlign w:val="center"/>
-            <w:hideMark/>
-          </w:tcPr>
-          <w:p>
-            <w:r>
-              <w:t>Simple single prompt</w:t>
-            </w:r>
-          </w:p>
-        </w:tc>
-        <w:tc>
-          <w:tcPr>
-            <w:tcW w:w="0" w:type="auto"/>
-            <w:vAlign w:val="center"/>
-            <w:hideMark/>
-          </w:tcPr>
-          <w:p>
-            <w:r>
-              <w:t>InvokeModel</w:t>
-            </w:r>
-          </w:p>
-        </w:tc>
-        <w:tc>
-          <w:tcPr>
-            <w:tcW w:w="0" w:type="auto"/>
-            <w:vAlign w:val="center"/>
-            <w:hideMark/>
-          </w:tcPr>
-          <w:p>
-            <w:r>
-              <w:t xml:space="preserve">Direct </w:t>
-            </w:r>
-            <w:proofErr w:type="spellStart"/>
-            <w:r>
-              <w:t>modelId</w:t>
-            </w:r>
-            <w:proofErr w:type="spellEnd"/>
-          </w:p>
-        </w:tc>
-        <w:tc>
-          <w:tcPr>
-            <w:tcW w:w="0" w:type="auto"/>
-            <w:vAlign w:val="center"/>
-            <w:hideMark/>
-          </w:tcPr>
-          <w:p>
-            <w:r>
-              <w:t>Learning, scripts, POCs</w:t>
-            </w:r>
-          </w:p>
-        </w:tc>
-      </w:tr>
-      <w:tr>
-        <w:trPr>
-          <w:tblCellSpacing w:w="15" w:type="dxa"/>
-        </w:trPr>
-        <w:tc>
-          <w:tcPr>
-            <w:tcW w:w="0" w:type="auto"/>
-            <w:vAlign w:val="center"/>
-            <w:hideMark/>
-          </w:tcPr>
-          <w:p>
-            <w:r>
-              <w:t>Production chat app</w:t>
-            </w:r>
-          </w:p>
-        </w:tc>
-        <w:tc>
-          <w:tcPr>
-            <w:tcW w:w="0" w:type="auto"/>
-            <w:vAlign w:val="center"/>
-            <w:hideMark/>
-          </w:tcPr>
-          <w:p>
-            <w:r>
-              <w:t>Converse</w:t>
-            </w:r>
-          </w:p>
-        </w:tc>
-        <w:tc>
-          <w:tcPr>
-            <w:tcW w:w="0" w:type="auto"/>
-            <w:vAlign w:val="center"/>
-            <w:hideMark/>
-          </w:tcPr>
-          <w:p>
-            <w:r>
-              <w:t>Inference profile</w:t>
-            </w:r>
-          </w:p>
-        </w:tc>
-        <w:tc>
-          <w:tcPr>
-            <w:tcW w:w="0" w:type="auto"/>
-            <w:vAlign w:val="center"/>
-            <w:hideMark/>
-          </w:tcPr>
-          <w:p>
-            <w:r>
-              <w:t>Chatbots, assistants</w:t>
-            </w:r>
-          </w:p>
-        </w:tc>
-      </w:tr>
-      <w:tr>
-        <w:trPr>
-          <w:tblCellSpacing w:w="15" w:type="dxa"/>
-        </w:trPr>
-        <w:tc>
-          <w:tcPr>
-            <w:tcW w:w="0" w:type="auto"/>
-            <w:vAlign w:val="center"/>
-            <w:hideMark/>
-          </w:tcPr>
-          <w:p>
-            <w:r>
-              <w:lastRenderedPageBreak/>
-              <w:t>RAG assistant at enterprise scale</w:t>
-            </w:r>
-          </w:p>
-        </w:tc>
-        <w:tc>
-          <w:tcPr>
-            <w:tcW w:w="0" w:type="auto"/>
-            <w:vAlign w:val="center"/>
-            <w:hideMark/>
-          </w:tcPr>
-          <w:p>
-            <w:r>
-              <w:t>Converse</w:t>
-            </w:r>
-          </w:p>
-        </w:tc>
-        <w:tc>
-          <w:tcPr>
-            <w:tcW w:w="0" w:type="auto"/>
-            <w:vAlign w:val="center"/>
-            <w:hideMark/>
-          </w:tcPr>
-          <w:p>
-            <w:r>
-              <w:t>Inference profile</w:t>
-            </w:r>
-          </w:p>
-        </w:tc>
-        <w:tc>
-          <w:tcPr>
-            <w:tcW w:w="0" w:type="auto"/>
-            <w:vAlign w:val="center"/>
-            <w:hideMark/>
-          </w:tcPr>
-          <w:p>
-            <w:r>
-              <w:t>Multi-turn, resilient</w:t>
-            </w:r>
-          </w:p>
-        </w:tc>
-      </w:tr>
-      <w:tr>
-        <w:trPr>
-          <w:tblCellSpacing w:w="15" w:type="dxa"/>
-        </w:trPr>
-        <w:tc>
-          <w:tcPr>
-            <w:tcW w:w="0" w:type="auto"/>
-            <w:vAlign w:val="center"/>
-            <w:hideMark/>
-          </w:tcPr>
-          <w:p>
-            <w:r>
-              <w:t>Offline summarization pipeline</w:t>
-            </w:r>
-          </w:p>
-        </w:tc>
-        <w:tc>
-          <w:tcPr>
-            <w:tcW w:w="0" w:type="auto"/>
-            <w:vAlign w:val="center"/>
-            <w:hideMark/>
-          </w:tcPr>
-          <w:p>
-            <w:r>
-              <w:t>InvokeModel</w:t>
-            </w:r>
-          </w:p>
-        </w:tc>
-        <w:tc>
-          <w:tcPr>
-            <w:tcW w:w="0" w:type="auto"/>
-            <w:vAlign w:val="center"/>
-            <w:hideMark/>
-          </w:tcPr>
-          <w:p>
-            <w:r>
-              <w:t xml:space="preserve">Direct </w:t>
-            </w:r>
-            <w:proofErr w:type="spellStart"/>
-            <w:r>
-              <w:t>modelId</w:t>
-            </w:r>
-            <w:proofErr w:type="spellEnd"/>
-          </w:p>
-        </w:tc>
-        <w:tc>
-          <w:tcPr>
-            <w:tcW w:w="0" w:type="auto"/>
-            <w:vAlign w:val="center"/>
-            <w:hideMark/>
-          </w:tcPr>
-          <w:p>
-            <w:r>
-              <w:t>Batch/pipeline logic</w:t>
-            </w:r>
-          </w:p>
-        </w:tc>
-      </w:tr>
-      <w:tr>
-        <w:trPr>
-          <w:tblCellSpacing w:w="15" w:type="dxa"/>
-        </w:trPr>
-        <w:tc>
-          <w:tcPr>
-            <w:tcW w:w="0" w:type="auto"/>
-            <w:vAlign w:val="center"/>
-            <w:hideMark/>
-          </w:tcPr>
-          <w:p>
-            <w:r>
-              <w:t>Project/app with chargeback tracking</w:t>
-            </w:r>
-          </w:p>
-        </w:tc>
-        <w:tc>
-          <w:tcPr>
-            <w:tcW w:w="0" w:type="auto"/>
-            <w:vAlign w:val="center"/>
-            <w:hideMark/>
-          </w:tcPr>
-          <w:p>
-            <w:r>
-              <w:t>InvokeModel or Converse</w:t>
-            </w:r>
-          </w:p>
-        </w:tc>
-        <w:tc>
-          <w:tcPr>
-            <w:tcW w:w="0" w:type="auto"/>
-            <w:vAlign w:val="center"/>
-            <w:hideMark/>
-          </w:tcPr>
-          <w:p>
-            <w:r>
-              <w:t>Application inference profile</w:t>
-            </w:r>
-          </w:p>
-        </w:tc>
-        <w:tc>
-          <w:tcPr>
-            <w:tcW w:w="0" w:type="auto"/>
-            <w:vAlign w:val="center"/>
-            <w:hideMark/>
-          </w:tcPr>
-          <w:p>
-            <w:r>
-              <w:t>Cost visibility</w:t>
-            </w:r>
-          </w:p>
-        </w:tc>
-      </w:tr>
-    </w:tbl>
-    <w:p>
-      <w:pPr>
         <w:rPr>
           <w:b/>
           <w:bCs/>
         </w:rPr>
-      </w:pPr>
+        <w:t>chat-first</w:t>
+      </w:r>
+      <w:r>
+        <w:t xml:space="preserve">, start with Converse. If your app is </w:t>
+      </w:r>
+      <w:r>
+        <w:rPr>
+          <w:b/>
+          <w:bCs/>
+        </w:rPr>
+        <w:t>single-shot or pipeline-first</w:t>
+      </w:r>
+      <w:r>
+        <w:t xml:space="preserve">, start with InvokeModel. If your workload is </w:t>
+      </w:r>
+      <w:r>
+        <w:rPr>
+          <w:b/>
+          <w:bCs/>
+        </w:rPr>
+        <w:t>production-facing or bursty</w:t>
+      </w:r>
+      <w:r>
+        <w:t xml:space="preserve">, prefer an inference profile. If it is </w:t>
+      </w:r>
+      <w:r>
+        <w:rPr>
+          <w:b/>
+          <w:bCs/>
+        </w:rPr>
+        <w:t>training, dev, or proof-of-concept</w:t>
+      </w:r>
+      <w:r>
+        <w:t xml:space="preserve">, a direct model ID is usually enough. This matches how AWS positions Converse for messages-based interactions and inference profiles for cross-Region throughput and resilience. </w:t>
+      </w:r>
     </w:p>
     <w:p>
       <w:pPr>
@@ -2350,100 +2280,12 @@
           <w:b/>
           <w:bCs/>
         </w:rPr>
-        <w:t>4) Simple decision flow</w:t>
-      </w:r>
-    </w:p>
-    <w:p>
-      <w:pPr>
-        <w:pStyle w:val="ListParagraph"/>
-        <w:numPr>
-          <w:ilvl w:val="0"/>
-          <w:numId w:val="1"/>
-        </w:numPr>
-      </w:pPr>
-      <w:r>
-        <w:t xml:space="preserve">If your app is </w:t>
-      </w:r>
-      <w:r>
-        <w:rPr>
-          <w:b/>
-          <w:bCs/>
-        </w:rPr>
-        <w:t>chat-first</w:t>
-      </w:r>
-      <w:r>
-        <w:t xml:space="preserve">, start with Converse. </w:t>
-      </w:r>
-    </w:p>
-    <w:p>
-      <w:pPr>
-        <w:pStyle w:val="ListParagraph"/>
-        <w:numPr>
-          <w:ilvl w:val="0"/>
-          <w:numId w:val="1"/>
-        </w:numPr>
-      </w:pPr>
-      <w:r>
-        <w:t xml:space="preserve">If your app is </w:t>
-      </w:r>
-      <w:r>
-        <w:rPr>
-          <w:b/>
-          <w:bCs/>
-        </w:rPr>
-        <w:t>single-shot or pipeline-first</w:t>
-      </w:r>
-      <w:r>
-        <w:t>, start with InvokeModel.</w:t>
-      </w:r>
-    </w:p>
-    <w:p>
-      <w:pPr>
-        <w:pStyle w:val="ListParagraph"/>
-        <w:numPr>
-          <w:ilvl w:val="0"/>
-          <w:numId w:val="1"/>
-        </w:numPr>
-      </w:pPr>
-      <w:r>
-        <w:t xml:space="preserve">If your workload is </w:t>
-      </w:r>
-      <w:r>
-        <w:rPr>
-          <w:b/>
-          <w:bCs/>
-        </w:rPr>
-        <w:t>production-facing or bursty</w:t>
-      </w:r>
-      <w:r>
-        <w:t xml:space="preserve">, prefer an inference profile. </w:t>
-      </w:r>
-    </w:p>
-    <w:p>
-      <w:pPr>
-        <w:pStyle w:val="ListParagraph"/>
-        <w:numPr>
-          <w:ilvl w:val="0"/>
-          <w:numId w:val="1"/>
-        </w:numPr>
-      </w:pPr>
-      <w:r>
-        <w:t xml:space="preserve">If it is </w:t>
-      </w:r>
-      <w:r>
-        <w:rPr>
-          <w:b/>
-          <w:bCs/>
-        </w:rPr>
-        <w:t>training, dev, or proof-of-concept</w:t>
-      </w:r>
-      <w:r>
-        <w:t xml:space="preserve">, a direct model ID is usually enough. </w:t>
+        <w:t>5) Common mistakes</w:t>
       </w:r>
     </w:p>
     <w:p>
       <w:r>
-        <w:t xml:space="preserve">This matches how AWS positions Converse for messages-based interactions and inference profiles for cross-Region throughput and resilience. </w:t>
+        <w:t xml:space="preserve">A common mistake is using InvokeModel for a chatbot and then manually reinventing chat history handling. Another is assuming inference profiles are a new model type; they are really a routing/resource layer. A third is assuming every model and every Region/profile combination is interchangeable; AWS has explicit support matrices for models and inference profiles. Finally, some models or scenarios may require using an inference profile instead of on-demand direct invocation, so the support table matters. </w:t>
       </w:r>
     </w:p>
     <w:p>
@@ -2480,127 +2322,6 @@
     </w:sectPr>
   </w:body>
 </w:document>
-</file>
-
-<file path=word/numbering.xml><?xml version="1.0" encoding="utf-8"?>
-<w:numbering xmlns:wpc="http://schemas.microsoft.com/office/word/2010/wordprocessingCanvas" xmlns:cx="http://schemas.microsoft.com/office/drawing/2014/chartex" xmlns:cx1="http://schemas.microsoft.com/office/drawing/2015/9/8/chartex" xmlns:cx2="http://schemas.microsoft.com/office/drawing/2015/10/21/chartex" xmlns:cx3="http://schemas.microsoft.com/office/drawing/2016/5/9/chartex" xmlns:cx4="http://schemas.microsoft.com/office/drawing/2016/5/10/chartex" xmlns:cx5="http://schemas.microsoft.com/office/drawing/2016/5/11/chartex" xmlns:cx6="http://schemas.microsoft.com/office/drawing/2016/5/12/chartex" xmlns:cx7="http://schemas.microsoft.com/office/drawing/2016/5/13/chartex" xmlns:cx8="http://schemas.microsoft.com/office/drawing/2016/5/14/chartex" xmlns:mc="http://schemas.openxmlformats.org/markup-compatibility/2006" xmlns:aink="http://schemas.microsoft.com/office/drawing/2016/ink" xmlns:am3d="http://schemas.microsoft.com/office/drawing/2017/model3d" xmlns:o="urn:schemas-microsoft-com:office:office" xmlns:oel="http://schemas.microsoft.com/office/2019/extlst" xmlns:r="http://schemas.openxmlformats.org/officeDocument/2006/relationships" xmlns:m="http://schemas.openxmlformats.org/officeDocument/2006/math" xmlns:v="urn:schemas-microsoft-com:vml" xmlns:wp14="http://schemas.microsoft.com/office/word/2010/wordprocessingDrawing" xmlns:wp="http://schemas.openxmlformats.org/drawingml/2006/wordprocessingDrawing" xmlns:w10="urn:schemas-microsoft-com:office:word" xmlns:w="http://schemas.openxmlformats.org/wordprocessingml/2006/main" xmlns:w14="http://schemas.microsoft.com/office/word/2010/wordml" xmlns:w15="http://schemas.microsoft.com/office/word/2012/wordml" xmlns:w16cex="http://schemas.microsoft.com/office/word/2018/wordml/cex" xmlns:w16cid="http://schemas.microsoft.com/office/word/2016/wordml/cid" xmlns:w16="http://schemas.microsoft.com/office/word/2018/wordml" xmlns:w16du="http://schemas.microsoft.com/office/word/2023/wordml/word16du" xmlns:w16sdtdh="http://schemas.microsoft.com/office/word/2020/wordml/sdtdatahash" xmlns:w16sdtfl="http://schemas.microsoft.com/office/word/2024/wordml/sdtformatlock" xmlns:w16se="http://schemas.microsoft.com/office/word/2015/wordml/symex" xmlns:wpg="http://schemas.microsoft.com/office/word/2010/wordprocessingGroup" xmlns:wpi="http://schemas.microsoft.com/office/word/2010/wordprocessingInk" xmlns:wne="http://schemas.microsoft.com/office/word/2006/wordml" xmlns:wps="http://schemas.microsoft.com/office/word/2010/wordprocessingShape" mc:Ignorable="w14 w15 w16se w16cid w16 w16cex w16sdtdh w16sdtfl w16du wp14">
-  <w:abstractNum w:abstractNumId="0" w15:restartNumberingAfterBreak="0">
-    <w:nsid w:val="4B9B4DD0"/>
-    <w:multiLevelType w:val="hybridMultilevel"/>
-    <w:tmpl w:val="E638A3B6"/>
-    <w:lvl w:ilvl="0" w:tplc="40090001">
-      <w:start w:val="1"/>
-      <w:numFmt w:val="bullet"/>
-      <w:lvlText w:val=""/>
-      <w:lvlJc w:val="left"/>
-      <w:pPr>
-        <w:ind w:left="720" w:hanging="360"/>
-      </w:pPr>
-      <w:rPr>
-        <w:rFonts w:ascii="Symbol" w:hAnsi="Symbol" w:hint="default"/>
-      </w:rPr>
-    </w:lvl>
-    <w:lvl w:ilvl="1" w:tplc="40090003" w:tentative="1">
-      <w:start w:val="1"/>
-      <w:numFmt w:val="bullet"/>
-      <w:lvlText w:val="o"/>
-      <w:lvlJc w:val="left"/>
-      <w:pPr>
-        <w:ind w:left="1440" w:hanging="360"/>
-      </w:pPr>
-      <w:rPr>
-        <w:rFonts w:ascii="Courier New" w:hAnsi="Courier New" w:cs="Courier New" w:hint="default"/>
-      </w:rPr>
-    </w:lvl>
-    <w:lvl w:ilvl="2" w:tplc="40090005" w:tentative="1">
-      <w:start w:val="1"/>
-      <w:numFmt w:val="bullet"/>
-      <w:lvlText w:val=""/>
-      <w:lvlJc w:val="left"/>
-      <w:pPr>
-        <w:ind w:left="2160" w:hanging="360"/>
-      </w:pPr>
-      <w:rPr>
-        <w:rFonts w:ascii="Wingdings" w:hAnsi="Wingdings" w:hint="default"/>
-      </w:rPr>
-    </w:lvl>
-    <w:lvl w:ilvl="3" w:tplc="40090001" w:tentative="1">
-      <w:start w:val="1"/>
-      <w:numFmt w:val="bullet"/>
-      <w:lvlText w:val=""/>
-      <w:lvlJc w:val="left"/>
-      <w:pPr>
-        <w:ind w:left="2880" w:hanging="360"/>
-      </w:pPr>
-      <w:rPr>
-        <w:rFonts w:ascii="Symbol" w:hAnsi="Symbol" w:hint="default"/>
-      </w:rPr>
-    </w:lvl>
-    <w:lvl w:ilvl="4" w:tplc="40090003" w:tentative="1">
-      <w:start w:val="1"/>
-      <w:numFmt w:val="bullet"/>
-      <w:lvlText w:val="o"/>
-      <w:lvlJc w:val="left"/>
-      <w:pPr>
-        <w:ind w:left="3600" w:hanging="360"/>
-      </w:pPr>
-      <w:rPr>
-        <w:rFonts w:ascii="Courier New" w:hAnsi="Courier New" w:cs="Courier New" w:hint="default"/>
-      </w:rPr>
-    </w:lvl>
-    <w:lvl w:ilvl="5" w:tplc="40090005" w:tentative="1">
-      <w:start w:val="1"/>
-      <w:numFmt w:val="bullet"/>
-      <w:lvlText w:val=""/>
-      <w:lvlJc w:val="left"/>
-      <w:pPr>
-        <w:ind w:left="4320" w:hanging="360"/>
-      </w:pPr>
-      <w:rPr>
-        <w:rFonts w:ascii="Wingdings" w:hAnsi="Wingdings" w:hint="default"/>
-      </w:rPr>
-    </w:lvl>
-    <w:lvl w:ilvl="6" w:tplc="40090001" w:tentative="1">
-      <w:start w:val="1"/>
-      <w:numFmt w:val="bullet"/>
-      <w:lvlText w:val=""/>
-      <w:lvlJc w:val="left"/>
-      <w:pPr>
-        <w:ind w:left="5040" w:hanging="360"/>
-      </w:pPr>
-      <w:rPr>
-        <w:rFonts w:ascii="Symbol" w:hAnsi="Symbol" w:hint="default"/>
-      </w:rPr>
-    </w:lvl>
-    <w:lvl w:ilvl="7" w:tplc="40090003" w:tentative="1">
-      <w:start w:val="1"/>
-      <w:numFmt w:val="bullet"/>
-      <w:lvlText w:val="o"/>
-      <w:lvlJc w:val="left"/>
-      <w:pPr>
-        <w:ind w:left="5760" w:hanging="360"/>
-      </w:pPr>
-      <w:rPr>
-        <w:rFonts w:ascii="Courier New" w:hAnsi="Courier New" w:cs="Courier New" w:hint="default"/>
-      </w:rPr>
-    </w:lvl>
-    <w:lvl w:ilvl="8" w:tplc="40090005" w:tentative="1">
-      <w:start w:val="1"/>
-      <w:numFmt w:val="bullet"/>
-      <w:lvlText w:val=""/>
-      <w:lvlJc w:val="left"/>
-      <w:pPr>
-        <w:ind w:left="6480" w:hanging="360"/>
-      </w:pPr>
-      <w:rPr>
-        <w:rFonts w:ascii="Wingdings" w:hAnsi="Wingdings" w:hint="default"/>
-      </w:rPr>
-    </w:lvl>
-  </w:abstractNum>
-  <w:num w:numId="1" w16cid:durableId="1031879828">
-    <w:abstractNumId w:val="0"/>
-  </w:num>
-</w:numbering>
 </file>
 
 <file path=word/styles.xml><?xml version="1.0" encoding="utf-8"?>
@@ -3011,7 +2732,7 @@
     <w:link w:val="Heading1Char"/>
     <w:uiPriority w:val="9"/>
     <w:qFormat/>
-    <w:rsid w:val="00EC4962"/>
+    <w:rsid w:val="000E50AE"/>
     <w:pPr>
       <w:keepNext/>
       <w:keepLines/>
@@ -3034,7 +2755,7 @@
     <w:semiHidden/>
     <w:unhideWhenUsed/>
     <w:qFormat/>
-    <w:rsid w:val="00EC4962"/>
+    <w:rsid w:val="000E50AE"/>
     <w:pPr>
       <w:keepNext/>
       <w:keepLines/>
@@ -3057,7 +2778,7 @@
     <w:semiHidden/>
     <w:unhideWhenUsed/>
     <w:qFormat/>
-    <w:rsid w:val="00EC4962"/>
+    <w:rsid w:val="000E50AE"/>
     <w:pPr>
       <w:keepNext/>
       <w:keepLines/>
@@ -3080,7 +2801,7 @@
     <w:semiHidden/>
     <w:unhideWhenUsed/>
     <w:qFormat/>
-    <w:rsid w:val="00EC4962"/>
+    <w:rsid w:val="000E50AE"/>
     <w:pPr>
       <w:keepNext/>
       <w:keepLines/>
@@ -3103,7 +2824,7 @@
     <w:semiHidden/>
     <w:unhideWhenUsed/>
     <w:qFormat/>
-    <w:rsid w:val="00EC4962"/>
+    <w:rsid w:val="000E50AE"/>
     <w:pPr>
       <w:keepNext/>
       <w:keepLines/>
@@ -3124,7 +2845,7 @@
     <w:semiHidden/>
     <w:unhideWhenUsed/>
     <w:qFormat/>
-    <w:rsid w:val="00EC4962"/>
+    <w:rsid w:val="000E50AE"/>
     <w:pPr>
       <w:keepNext/>
       <w:keepLines/>
@@ -3147,7 +2868,7 @@
     <w:semiHidden/>
     <w:unhideWhenUsed/>
     <w:qFormat/>
-    <w:rsid w:val="00EC4962"/>
+    <w:rsid w:val="000E50AE"/>
     <w:pPr>
       <w:keepNext/>
       <w:keepLines/>
@@ -3168,7 +2889,7 @@
     <w:semiHidden/>
     <w:unhideWhenUsed/>
     <w:qFormat/>
-    <w:rsid w:val="00EC4962"/>
+    <w:rsid w:val="000E50AE"/>
     <w:pPr>
       <w:keepNext/>
       <w:keepLines/>
@@ -3191,7 +2912,7 @@
     <w:semiHidden/>
     <w:unhideWhenUsed/>
     <w:qFormat/>
-    <w:rsid w:val="00EC4962"/>
+    <w:rsid w:val="000E50AE"/>
     <w:pPr>
       <w:keepNext/>
       <w:keepLines/>
@@ -3234,7 +2955,7 @@
     <w:basedOn w:val="DefaultParagraphFont"/>
     <w:link w:val="Heading1"/>
     <w:uiPriority w:val="9"/>
-    <w:rsid w:val="00EC4962"/>
+    <w:rsid w:val="000E50AE"/>
     <w:rPr>
       <w:rFonts w:asciiTheme="majorHAnsi" w:eastAsiaTheme="majorEastAsia" w:hAnsiTheme="majorHAnsi" w:cstheme="majorBidi"/>
       <w:color w:val="0F4761" w:themeColor="accent1" w:themeShade="BF"/>
@@ -3248,7 +2969,7 @@
     <w:link w:val="Heading2"/>
     <w:uiPriority w:val="9"/>
     <w:semiHidden/>
-    <w:rsid w:val="00EC4962"/>
+    <w:rsid w:val="000E50AE"/>
     <w:rPr>
       <w:rFonts w:asciiTheme="majorHAnsi" w:eastAsiaTheme="majorEastAsia" w:hAnsiTheme="majorHAnsi" w:cstheme="majorBidi"/>
       <w:color w:val="0F4761" w:themeColor="accent1" w:themeShade="BF"/>
@@ -3262,7 +2983,7 @@
     <w:link w:val="Heading3"/>
     <w:uiPriority w:val="9"/>
     <w:semiHidden/>
-    <w:rsid w:val="00EC4962"/>
+    <w:rsid w:val="000E50AE"/>
     <w:rPr>
       <w:rFonts w:eastAsiaTheme="majorEastAsia" w:cstheme="majorBidi"/>
       <w:color w:val="0F4761" w:themeColor="accent1" w:themeShade="BF"/>
@@ -3276,7 +2997,7 @@
     <w:link w:val="Heading4"/>
     <w:uiPriority w:val="9"/>
     <w:semiHidden/>
-    <w:rsid w:val="00EC4962"/>
+    <w:rsid w:val="000E50AE"/>
     <w:rPr>
       <w:rFonts w:eastAsiaTheme="majorEastAsia" w:cstheme="majorBidi"/>
       <w:i/>
@@ -3290,7 +3011,7 @@
     <w:link w:val="Heading5"/>
     <w:uiPriority w:val="9"/>
     <w:semiHidden/>
-    <w:rsid w:val="00EC4962"/>
+    <w:rsid w:val="000E50AE"/>
     <w:rPr>
       <w:rFonts w:eastAsiaTheme="majorEastAsia" w:cstheme="majorBidi"/>
       <w:color w:val="0F4761" w:themeColor="accent1" w:themeShade="BF"/>
@@ -3302,7 +3023,7 @@
     <w:link w:val="Heading6"/>
     <w:uiPriority w:val="9"/>
     <w:semiHidden/>
-    <w:rsid w:val="00EC4962"/>
+    <w:rsid w:val="000E50AE"/>
     <w:rPr>
       <w:rFonts w:eastAsiaTheme="majorEastAsia" w:cstheme="majorBidi"/>
       <w:i/>
@@ -3316,7 +3037,7 @@
     <w:link w:val="Heading7"/>
     <w:uiPriority w:val="9"/>
     <w:semiHidden/>
-    <w:rsid w:val="00EC4962"/>
+    <w:rsid w:val="000E50AE"/>
     <w:rPr>
       <w:rFonts w:eastAsiaTheme="majorEastAsia" w:cstheme="majorBidi"/>
       <w:color w:val="595959" w:themeColor="text1" w:themeTint="A6"/>
@@ -3328,7 +3049,7 @@
     <w:link w:val="Heading8"/>
     <w:uiPriority w:val="9"/>
     <w:semiHidden/>
-    <w:rsid w:val="00EC4962"/>
+    <w:rsid w:val="000E50AE"/>
     <w:rPr>
       <w:rFonts w:eastAsiaTheme="majorEastAsia" w:cstheme="majorBidi"/>
       <w:i/>
@@ -3342,7 +3063,7 @@
     <w:link w:val="Heading9"/>
     <w:uiPriority w:val="9"/>
     <w:semiHidden/>
-    <w:rsid w:val="00EC4962"/>
+    <w:rsid w:val="000E50AE"/>
     <w:rPr>
       <w:rFonts w:eastAsiaTheme="majorEastAsia" w:cstheme="majorBidi"/>
       <w:color w:val="272727" w:themeColor="text1" w:themeTint="D8"/>
@@ -3355,7 +3076,7 @@
     <w:link w:val="TitleChar"/>
     <w:uiPriority w:val="10"/>
     <w:qFormat/>
-    <w:rsid w:val="00EC4962"/>
+    <w:rsid w:val="000E50AE"/>
     <w:pPr>
       <w:spacing w:after="80" w:line="240" w:lineRule="auto"/>
       <w:contextualSpacing/>
@@ -3373,7 +3094,7 @@
     <w:basedOn w:val="DefaultParagraphFont"/>
     <w:link w:val="Title"/>
     <w:uiPriority w:val="10"/>
-    <w:rsid w:val="00EC4962"/>
+    <w:rsid w:val="000E50AE"/>
     <w:rPr>
       <w:rFonts w:asciiTheme="majorHAnsi" w:eastAsiaTheme="majorEastAsia" w:hAnsiTheme="majorHAnsi" w:cstheme="majorBidi"/>
       <w:spacing w:val="-10"/>
@@ -3389,7 +3110,7 @@
     <w:link w:val="SubtitleChar"/>
     <w:uiPriority w:val="11"/>
     <w:qFormat/>
-    <w:rsid w:val="00EC4962"/>
+    <w:rsid w:val="000E50AE"/>
     <w:pPr>
       <w:numPr>
         <w:ilvl w:val="1"/>
@@ -3408,7 +3129,7 @@
     <w:basedOn w:val="DefaultParagraphFont"/>
     <w:link w:val="Subtitle"/>
     <w:uiPriority w:val="11"/>
-    <w:rsid w:val="00EC4962"/>
+    <w:rsid w:val="000E50AE"/>
     <w:rPr>
       <w:rFonts w:eastAsiaTheme="majorEastAsia" w:cstheme="majorBidi"/>
       <w:color w:val="595959" w:themeColor="text1" w:themeTint="A6"/>
@@ -3424,7 +3145,7 @@
     <w:link w:val="QuoteChar"/>
     <w:uiPriority w:val="29"/>
     <w:qFormat/>
-    <w:rsid w:val="00EC4962"/>
+    <w:rsid w:val="000E50AE"/>
     <w:pPr>
       <w:spacing w:before="160"/>
       <w:jc w:val="center"/>
@@ -3440,7 +3161,7 @@
     <w:basedOn w:val="DefaultParagraphFont"/>
     <w:link w:val="Quote"/>
     <w:uiPriority w:val="29"/>
-    <w:rsid w:val="00EC4962"/>
+    <w:rsid w:val="000E50AE"/>
     <w:rPr>
       <w:i/>
       <w:iCs/>
@@ -3452,7 +3173,7 @@
     <w:basedOn w:val="Normal"/>
     <w:uiPriority w:val="34"/>
     <w:qFormat/>
-    <w:rsid w:val="00EC4962"/>
+    <w:rsid w:val="000E50AE"/>
     <w:pPr>
       <w:ind w:left="720"/>
       <w:contextualSpacing/>
@@ -3463,7 +3184,7 @@
     <w:basedOn w:val="DefaultParagraphFont"/>
     <w:uiPriority w:val="21"/>
     <w:qFormat/>
-    <w:rsid w:val="00EC4962"/>
+    <w:rsid w:val="000E50AE"/>
     <w:rPr>
       <w:i/>
       <w:iCs/>
@@ -3477,7 +3198,7 @@
     <w:link w:val="IntenseQuoteChar"/>
     <w:uiPriority w:val="30"/>
     <w:qFormat/>
-    <w:rsid w:val="00EC4962"/>
+    <w:rsid w:val="000E50AE"/>
     <w:pPr>
       <w:pBdr>
         <w:top w:val="single" w:sz="4" w:space="10" w:color="0F4761" w:themeColor="accent1" w:themeShade="BF"/>
@@ -3498,7 +3219,7 @@
     <w:basedOn w:val="DefaultParagraphFont"/>
     <w:link w:val="IntenseQuote"/>
     <w:uiPriority w:val="30"/>
-    <w:rsid w:val="00EC4962"/>
+    <w:rsid w:val="000E50AE"/>
     <w:rPr>
       <w:i/>
       <w:iCs/>
@@ -3510,13 +3231,36 @@
     <w:basedOn w:val="DefaultParagraphFont"/>
     <w:uiPriority w:val="32"/>
     <w:qFormat/>
-    <w:rsid w:val="00EC4962"/>
+    <w:rsid w:val="000E50AE"/>
     <w:rPr>
       <w:b/>
       <w:bCs/>
       <w:smallCaps/>
       <w:color w:val="0F4761" w:themeColor="accent1" w:themeShade="BF"/>
       <w:spacing w:val="5"/>
+    </w:rPr>
+  </w:style>
+  <w:style w:type="character" w:styleId="Hyperlink">
+    <w:name w:val="Hyperlink"/>
+    <w:basedOn w:val="DefaultParagraphFont"/>
+    <w:uiPriority w:val="99"/>
+    <w:unhideWhenUsed/>
+    <w:rsid w:val="000E50AE"/>
+    <w:rPr>
+      <w:color w:val="467886" w:themeColor="hyperlink"/>
+      <w:u w:val="single"/>
+    </w:rPr>
+  </w:style>
+  <w:style w:type="character" w:styleId="UnresolvedMention">
+    <w:name w:val="Unresolved Mention"/>
+    <w:basedOn w:val="DefaultParagraphFont"/>
+    <w:uiPriority w:val="99"/>
+    <w:semiHidden/>
+    <w:unhideWhenUsed/>
+    <w:rsid w:val="000E50AE"/>
+    <w:rPr>
+      <w:color w:val="605E5C"/>
+      <w:shd w:val="clear" w:color="auto" w:fill="E1DFDD"/>
     </w:rPr>
   </w:style>
 </w:styles>
